--- a/Knowledge/3-Work knowledge/1-Software Engineering/2-Testing/5-My Source/1-ISTQB Foundation Level/1-Testing terms/16-Valid Data Domain and Invalid Data Domain.docx
+++ b/Knowledge/3-Work knowledge/1-Software Engineering/2-Testing/5-My Source/1-ISTQB Foundation Level/1-Testing terms/16-Valid Data Domain and Invalid Data Domain.docx
@@ -28,51 +28,77 @@
       </w:pPr>
       <w:r>
         <w:rPr>
-          <w:b/>
-          <w:shd w:val="clear" w:color="auto" w:fill="B7B7B7"/>
-        </w:rPr>
-        <w:t># Source</w:t>
-      </w:r>
-      <w:r>
-        <w:rPr>
-          <w:shd w:val="clear" w:color="auto" w:fill="B7B7B7"/>
-        </w:rPr>
-        <w:t xml:space="preserve">: </w:t>
-      </w:r>
-      <w:r>
-        <w:rPr>
-          <w:b/>
-          <w:shd w:val="clear" w:color="auto" w:fill="B7B7B7"/>
-        </w:rPr>
-        <w:t xml:space="preserve">Chatgpt </w:t>
-      </w:r>
-      <w:r>
-        <w:rPr>
-          <w:b/>
-          <w:sz w:val="14"/>
-          <w:szCs w:val="14"/>
-          <w:shd w:val="clear" w:color="auto" w:fill="B7B7B7"/>
-        </w:rPr>
-        <w:t>(GPT</w:t>
-      </w:r>
-      <w:r>
-        <w:rPr>
-          <w:rFonts w:ascii="Cambria Math" w:hAnsi="Cambria Math" w:cs="Cambria Math"/>
-          <w:b/>
-          <w:sz w:val="14"/>
-          <w:szCs w:val="14"/>
-          <w:shd w:val="clear" w:color="auto" w:fill="B7B7B7"/>
+          <w:rFonts w:ascii="Arial" w:eastAsia="Arial" w:hAnsi="Arial" w:cs="Arial"/>
+          <w:b/>
+          <w:color w:val="000000"/>
+          <w:sz w:val="18"/>
+          <w:highlight w:val="lightGray"/>
+        </w:rPr>
+        <w:t># Source: AI Source: Provided by: [Data Path</w:t>
+      </w:r>
+      <w:r>
+        <w:rPr>
+          <w:rFonts w:ascii="Arial" w:eastAsia="Arial" w:hAnsi="Arial" w:cs="Arial"/>
+          <w:color w:val="000000"/>
+          <w:sz w:val="18"/>
+          <w:highlight w:val="lightGray"/>
+        </w:rPr>
+        <w:t xml:space="preserve">: Persons Table -&gt; ID Column: 1, Name_En Column: Motasem Essam] -&gt; </w:t>
+      </w:r>
+      <w:r>
+        <w:rPr>
+          <w:rFonts w:ascii="Arial" w:eastAsia="Arial" w:hAnsi="Arial" w:cs="Arial"/>
+          <w:b/>
+          <w:color w:val="000000"/>
+          <w:sz w:val="18"/>
+          <w:highlight w:val="lightGray"/>
+        </w:rPr>
+        <w:t>From:</w:t>
+      </w:r>
+      <w:r>
+        <w:rPr>
+          <w:rFonts w:ascii="Arial" w:eastAsia="Arial" w:hAnsi="Arial" w:cs="Arial"/>
+          <w:color w:val="000000"/>
+          <w:sz w:val="18"/>
+          <w:highlight w:val="lightGray"/>
+        </w:rPr>
+        <w:t xml:space="preserve"> [Chatgpt (GPT</w:t>
+      </w:r>
+      <w:r>
+        <w:rPr>
+          <w:rFonts w:ascii="Arial" w:eastAsia="Arial" w:hAnsi="Arial" w:cs="Cambria Math"/>
+          <w:color w:val="000000"/>
+          <w:sz w:val="18"/>
+          <w:highlight w:val="lightGray"/>
         </w:rPr>
         <w:t>‑</w:t>
       </w:r>
       <w:r>
         <w:rPr>
-          <w:b/>
-          <w:sz w:val="14"/>
-          <w:szCs w:val="14"/>
-          <w:shd w:val="clear" w:color="auto" w:fill="B7B7B7"/>
-        </w:rPr>
-        <w:t>5 Mini) at [8/15/2025]</w:t>
+          <w:rFonts w:ascii="Arial" w:eastAsia="Arial" w:hAnsi="Arial" w:cs="Arial"/>
+          <w:color w:val="000000"/>
+          <w:sz w:val="18"/>
+          <w:highlight w:val="lightGray"/>
+        </w:rPr>
+        <w:t xml:space="preserve">5 Mini)] </w:t>
+      </w:r>
+      <w:r>
+        <w:rPr>
+          <w:rFonts w:ascii="Arial" w:eastAsia="Arial" w:hAnsi="Arial" w:cs="Arial"/>
+          <w:b/>
+          <w:color w:val="000000"/>
+          <w:sz w:val="18"/>
+          <w:highlight w:val="lightGray"/>
+        </w:rPr>
+        <w:t>on</w:t>
+      </w:r>
+      <w:r>
+        <w:rPr>
+          <w:rFonts w:ascii="Arial" w:eastAsia="Arial" w:hAnsi="Arial"/>
+          <w:sz w:val="18"/>
+          <w:highlight w:val="lightGray"/>
+        </w:rPr>
+        <w:t xml:space="preserve"> [8/15/2025]</w:t>
       </w:r>
     </w:p>
     <w:p>
@@ -130,7 +156,7 @@
     </w:p>
     <w:p>
       <w:r>
-        <w:pict w14:anchorId="21A6E2BF">
+        <w:pict w14:anchorId="2B119D88">
           <v:rect id="_x0000_i1025" style="width:0;height:1.5pt" o:hralign="center" o:hrstd="t" o:hr="t" fillcolor="#a0a0a0" stroked="f"/>
         </w:pict>
       </w:r>
@@ -166,51 +192,77 @@
       </w:pPr>
       <w:r>
         <w:rPr>
-          <w:b/>
-          <w:shd w:val="clear" w:color="auto" w:fill="B7B7B7"/>
-        </w:rPr>
-        <w:t># Source</w:t>
-      </w:r>
-      <w:r>
-        <w:rPr>
-          <w:shd w:val="clear" w:color="auto" w:fill="B7B7B7"/>
-        </w:rPr>
-        <w:t xml:space="preserve">: </w:t>
-      </w:r>
-      <w:r>
-        <w:rPr>
-          <w:b/>
-          <w:shd w:val="clear" w:color="auto" w:fill="B7B7B7"/>
-        </w:rPr>
-        <w:t xml:space="preserve">Chatgpt </w:t>
-      </w:r>
-      <w:r>
-        <w:rPr>
-          <w:b/>
-          <w:sz w:val="14"/>
-          <w:szCs w:val="14"/>
-          <w:shd w:val="clear" w:color="auto" w:fill="B7B7B7"/>
-        </w:rPr>
-        <w:t>(GPT</w:t>
-      </w:r>
-      <w:r>
-        <w:rPr>
-          <w:rFonts w:ascii="Cambria Math" w:hAnsi="Cambria Math" w:cs="Cambria Math"/>
-          <w:b/>
-          <w:sz w:val="14"/>
-          <w:szCs w:val="14"/>
-          <w:shd w:val="clear" w:color="auto" w:fill="B7B7B7"/>
+          <w:rFonts w:ascii="Arial" w:eastAsia="Arial" w:hAnsi="Arial" w:cs="Arial"/>
+          <w:b/>
+          <w:color w:val="000000"/>
+          <w:sz w:val="18"/>
+          <w:highlight w:val="lightGray"/>
+        </w:rPr>
+        <w:t># Source: AI Source: Provided by: [Data Path</w:t>
+      </w:r>
+      <w:r>
+        <w:rPr>
+          <w:rFonts w:ascii="Arial" w:eastAsia="Arial" w:hAnsi="Arial" w:cs="Arial"/>
+          <w:color w:val="000000"/>
+          <w:sz w:val="18"/>
+          <w:highlight w:val="lightGray"/>
+        </w:rPr>
+        <w:t xml:space="preserve">: Persons Table -&gt; ID Column: 1, Name_En Column: Motasem Essam] -&gt; </w:t>
+      </w:r>
+      <w:r>
+        <w:rPr>
+          <w:rFonts w:ascii="Arial" w:eastAsia="Arial" w:hAnsi="Arial" w:cs="Arial"/>
+          <w:b/>
+          <w:color w:val="000000"/>
+          <w:sz w:val="18"/>
+          <w:highlight w:val="lightGray"/>
+        </w:rPr>
+        <w:t>From:</w:t>
+      </w:r>
+      <w:r>
+        <w:rPr>
+          <w:rFonts w:ascii="Arial" w:eastAsia="Arial" w:hAnsi="Arial" w:cs="Arial"/>
+          <w:color w:val="000000"/>
+          <w:sz w:val="18"/>
+          <w:highlight w:val="lightGray"/>
+        </w:rPr>
+        <w:t xml:space="preserve"> [Chatgpt (GPT</w:t>
+      </w:r>
+      <w:r>
+        <w:rPr>
+          <w:rFonts w:ascii="Arial" w:eastAsia="Arial" w:hAnsi="Arial" w:cs="Cambria Math"/>
+          <w:color w:val="000000"/>
+          <w:sz w:val="18"/>
+          <w:highlight w:val="lightGray"/>
         </w:rPr>
         <w:t>‑</w:t>
       </w:r>
       <w:r>
         <w:rPr>
-          <w:b/>
-          <w:sz w:val="14"/>
-          <w:szCs w:val="14"/>
-          <w:shd w:val="clear" w:color="auto" w:fill="B7B7B7"/>
-        </w:rPr>
-        <w:t>5 Mini) at [8/15/2025]</w:t>
+          <w:rFonts w:ascii="Arial" w:eastAsia="Arial" w:hAnsi="Arial" w:cs="Arial"/>
+          <w:color w:val="000000"/>
+          <w:sz w:val="18"/>
+          <w:highlight w:val="lightGray"/>
+        </w:rPr>
+        <w:t xml:space="preserve">5 Mini)] </w:t>
+      </w:r>
+      <w:r>
+        <w:rPr>
+          <w:rFonts w:ascii="Arial" w:eastAsia="Arial" w:hAnsi="Arial" w:cs="Arial"/>
+          <w:b/>
+          <w:color w:val="000000"/>
+          <w:sz w:val="18"/>
+          <w:highlight w:val="lightGray"/>
+        </w:rPr>
+        <w:t>on</w:t>
+      </w:r>
+      <w:r>
+        <w:rPr>
+          <w:rFonts w:ascii="Arial" w:eastAsia="Arial" w:hAnsi="Arial"/>
+          <w:sz w:val="18"/>
+          <w:highlight w:val="lightGray"/>
+        </w:rPr>
+        <w:t xml:space="preserve"> [8/15/2025]</w:t>
       </w:r>
     </w:p>
     <w:p>
@@ -219,7 +271,7 @@
           <w:ilvl w:val="0"/>
           <w:numId w:val="5"/>
         </w:numPr>
-        <w:spacing w:before="240"/>
+        <w:spacing w:before="240" w:after="0" w:line="276" w:lineRule="auto"/>
       </w:pPr>
       <w:r>
         <w:rPr>
@@ -266,7 +318,7 @@
           <w:ilvl w:val="0"/>
           <w:numId w:val="5"/>
         </w:numPr>
-        <w:spacing w:after="240"/>
+        <w:spacing w:after="240" w:line="276" w:lineRule="auto"/>
       </w:pPr>
       <w:r>
         <w:rPr>
@@ -309,7 +361,7 @@
     </w:p>
     <w:p>
       <w:r>
-        <w:pict w14:anchorId="1A556EAA">
+        <w:pict w14:anchorId="5DD53BB4">
           <v:rect id="_x0000_i1026" style="width:0;height:1.5pt" o:hralign="center" o:hrstd="t" o:hr="t" fillcolor="#a0a0a0" stroked="f"/>
         </w:pict>
       </w:r>
@@ -345,51 +397,77 @@
       </w:pPr>
       <w:r>
         <w:rPr>
-          <w:b/>
-          <w:shd w:val="clear" w:color="auto" w:fill="B7B7B7"/>
-        </w:rPr>
-        <w:t># Source</w:t>
-      </w:r>
-      <w:r>
-        <w:rPr>
-          <w:shd w:val="clear" w:color="auto" w:fill="B7B7B7"/>
-        </w:rPr>
-        <w:t xml:space="preserve">: </w:t>
-      </w:r>
-      <w:r>
-        <w:rPr>
-          <w:b/>
-          <w:shd w:val="clear" w:color="auto" w:fill="B7B7B7"/>
-        </w:rPr>
-        <w:t xml:space="preserve">Chatgpt </w:t>
-      </w:r>
-      <w:r>
-        <w:rPr>
-          <w:b/>
-          <w:sz w:val="14"/>
-          <w:szCs w:val="14"/>
-          <w:shd w:val="clear" w:color="auto" w:fill="B7B7B7"/>
-        </w:rPr>
-        <w:t>(GPT</w:t>
-      </w:r>
-      <w:r>
-        <w:rPr>
-          <w:rFonts w:ascii="Cambria Math" w:hAnsi="Cambria Math" w:cs="Cambria Math"/>
-          <w:b/>
-          <w:sz w:val="14"/>
-          <w:szCs w:val="14"/>
-          <w:shd w:val="clear" w:color="auto" w:fill="B7B7B7"/>
+          <w:rFonts w:ascii="Arial" w:eastAsia="Arial" w:hAnsi="Arial" w:cs="Arial"/>
+          <w:b/>
+          <w:color w:val="000000"/>
+          <w:sz w:val="18"/>
+          <w:highlight w:val="lightGray"/>
+        </w:rPr>
+        <w:t># Source: AI Source: Provided by: [Data Path</w:t>
+      </w:r>
+      <w:r>
+        <w:rPr>
+          <w:rFonts w:ascii="Arial" w:eastAsia="Arial" w:hAnsi="Arial" w:cs="Arial"/>
+          <w:color w:val="000000"/>
+          <w:sz w:val="18"/>
+          <w:highlight w:val="lightGray"/>
+        </w:rPr>
+        <w:t xml:space="preserve">: Persons Table -&gt; ID Column: 1, Name_En Column: Motasem Essam] -&gt; </w:t>
+      </w:r>
+      <w:r>
+        <w:rPr>
+          <w:rFonts w:ascii="Arial" w:eastAsia="Arial" w:hAnsi="Arial" w:cs="Arial"/>
+          <w:b/>
+          <w:color w:val="000000"/>
+          <w:sz w:val="18"/>
+          <w:highlight w:val="lightGray"/>
+        </w:rPr>
+        <w:t>From:</w:t>
+      </w:r>
+      <w:r>
+        <w:rPr>
+          <w:rFonts w:ascii="Arial" w:eastAsia="Arial" w:hAnsi="Arial" w:cs="Arial"/>
+          <w:color w:val="000000"/>
+          <w:sz w:val="18"/>
+          <w:highlight w:val="lightGray"/>
+        </w:rPr>
+        <w:t xml:space="preserve"> [Chatgpt (GPT</w:t>
+      </w:r>
+      <w:r>
+        <w:rPr>
+          <w:rFonts w:ascii="Arial" w:eastAsia="Arial" w:hAnsi="Arial" w:cs="Cambria Math"/>
+          <w:color w:val="000000"/>
+          <w:sz w:val="18"/>
+          <w:highlight w:val="lightGray"/>
         </w:rPr>
         <w:t>‑</w:t>
       </w:r>
       <w:r>
         <w:rPr>
-          <w:b/>
-          <w:sz w:val="14"/>
-          <w:szCs w:val="14"/>
-          <w:shd w:val="clear" w:color="auto" w:fill="B7B7B7"/>
-        </w:rPr>
-        <w:t>5 Mini) at [8/15/2025]</w:t>
+          <w:rFonts w:ascii="Arial" w:eastAsia="Arial" w:hAnsi="Arial" w:cs="Arial"/>
+          <w:color w:val="000000"/>
+          <w:sz w:val="18"/>
+          <w:highlight w:val="lightGray"/>
+        </w:rPr>
+        <w:t xml:space="preserve">5 Mini)] </w:t>
+      </w:r>
+      <w:r>
+        <w:rPr>
+          <w:rFonts w:ascii="Arial" w:eastAsia="Arial" w:hAnsi="Arial" w:cs="Arial"/>
+          <w:b/>
+          <w:color w:val="000000"/>
+          <w:sz w:val="18"/>
+          <w:highlight w:val="lightGray"/>
+        </w:rPr>
+        <w:t>on</w:t>
+      </w:r>
+      <w:r>
+        <w:rPr>
+          <w:rFonts w:ascii="Arial" w:eastAsia="Arial" w:hAnsi="Arial"/>
+          <w:sz w:val="18"/>
+          <w:highlight w:val="lightGray"/>
+        </w:rPr>
+        <w:t xml:space="preserve"> [8/15/2025]</w:t>
       </w:r>
     </w:p>
     <w:p>
@@ -419,7 +497,7 @@
           <w:ilvl w:val="0"/>
           <w:numId w:val="3"/>
         </w:numPr>
-        <w:spacing w:before="240"/>
+        <w:spacing w:before="240" w:after="0" w:line="276" w:lineRule="auto"/>
       </w:pPr>
       <w:r>
         <w:rPr>
@@ -447,7 +525,7 @@
           <w:ilvl w:val="0"/>
           <w:numId w:val="3"/>
         </w:numPr>
-        <w:spacing w:after="240"/>
+        <w:spacing w:after="240" w:line="276" w:lineRule="auto"/>
       </w:pPr>
       <w:r>
         <w:rPr>
@@ -471,7 +549,7 @@
     </w:p>
     <w:p>
       <w:r>
-        <w:pict w14:anchorId="5A8328DA">
+        <w:pict w14:anchorId="5860454D">
           <v:rect id="_x0000_i1027" style="width:0;height:1.5pt" o:hralign="center" o:hrstd="t" o:hr="t" fillcolor="#a0a0a0" stroked="f"/>
         </w:pict>
       </w:r>
@@ -507,51 +585,77 @@
       </w:pPr>
       <w:r>
         <w:rPr>
-          <w:b/>
-          <w:shd w:val="clear" w:color="auto" w:fill="B7B7B7"/>
-        </w:rPr>
-        <w:t># Source</w:t>
-      </w:r>
-      <w:r>
-        <w:rPr>
-          <w:shd w:val="clear" w:color="auto" w:fill="B7B7B7"/>
-        </w:rPr>
-        <w:t xml:space="preserve">: </w:t>
-      </w:r>
-      <w:r>
-        <w:rPr>
-          <w:b/>
-          <w:shd w:val="clear" w:color="auto" w:fill="B7B7B7"/>
-        </w:rPr>
-        <w:t xml:space="preserve">Chatgpt </w:t>
-      </w:r>
-      <w:r>
-        <w:rPr>
-          <w:b/>
-          <w:sz w:val="14"/>
-          <w:szCs w:val="14"/>
-          <w:shd w:val="clear" w:color="auto" w:fill="B7B7B7"/>
-        </w:rPr>
-        <w:t>(GPT</w:t>
-      </w:r>
-      <w:r>
-        <w:rPr>
-          <w:rFonts w:ascii="Cambria Math" w:hAnsi="Cambria Math" w:cs="Cambria Math"/>
-          <w:b/>
-          <w:sz w:val="14"/>
-          <w:szCs w:val="14"/>
-          <w:shd w:val="clear" w:color="auto" w:fill="B7B7B7"/>
+          <w:rFonts w:ascii="Arial" w:eastAsia="Arial" w:hAnsi="Arial" w:cs="Arial"/>
+          <w:b/>
+          <w:color w:val="000000"/>
+          <w:sz w:val="18"/>
+          <w:highlight w:val="lightGray"/>
+        </w:rPr>
+        <w:t># Source: AI Source: Provided by: [Data Path</w:t>
+      </w:r>
+      <w:r>
+        <w:rPr>
+          <w:rFonts w:ascii="Arial" w:eastAsia="Arial" w:hAnsi="Arial" w:cs="Arial"/>
+          <w:color w:val="000000"/>
+          <w:sz w:val="18"/>
+          <w:highlight w:val="lightGray"/>
+        </w:rPr>
+        <w:t xml:space="preserve">: Persons Table -&gt; ID Column: 1, Name_En Column: Motasem Essam] -&gt; </w:t>
+      </w:r>
+      <w:r>
+        <w:rPr>
+          <w:rFonts w:ascii="Arial" w:eastAsia="Arial" w:hAnsi="Arial" w:cs="Arial"/>
+          <w:b/>
+          <w:color w:val="000000"/>
+          <w:sz w:val="18"/>
+          <w:highlight w:val="lightGray"/>
+        </w:rPr>
+        <w:t>From:</w:t>
+      </w:r>
+      <w:r>
+        <w:rPr>
+          <w:rFonts w:ascii="Arial" w:eastAsia="Arial" w:hAnsi="Arial" w:cs="Arial"/>
+          <w:color w:val="000000"/>
+          <w:sz w:val="18"/>
+          <w:highlight w:val="lightGray"/>
+        </w:rPr>
+        <w:t xml:space="preserve"> [Chatgpt (GPT</w:t>
+      </w:r>
+      <w:r>
+        <w:rPr>
+          <w:rFonts w:ascii="Arial" w:eastAsia="Arial" w:hAnsi="Arial" w:cs="Cambria Math"/>
+          <w:color w:val="000000"/>
+          <w:sz w:val="18"/>
+          <w:highlight w:val="lightGray"/>
         </w:rPr>
         <w:t>‑</w:t>
       </w:r>
       <w:r>
         <w:rPr>
-          <w:b/>
-          <w:sz w:val="14"/>
-          <w:szCs w:val="14"/>
-          <w:shd w:val="clear" w:color="auto" w:fill="B7B7B7"/>
-        </w:rPr>
-        <w:t>5 Mini) at [8/15/2025]</w:t>
+          <w:rFonts w:ascii="Arial" w:eastAsia="Arial" w:hAnsi="Arial" w:cs="Arial"/>
+          <w:color w:val="000000"/>
+          <w:sz w:val="18"/>
+          <w:highlight w:val="lightGray"/>
+        </w:rPr>
+        <w:t xml:space="preserve">5 Mini)] </w:t>
+      </w:r>
+      <w:r>
+        <w:rPr>
+          <w:rFonts w:ascii="Arial" w:eastAsia="Arial" w:hAnsi="Arial" w:cs="Arial"/>
+          <w:b/>
+          <w:color w:val="000000"/>
+          <w:sz w:val="18"/>
+          <w:highlight w:val="lightGray"/>
+        </w:rPr>
+        <w:t>on</w:t>
+      </w:r>
+      <w:r>
+        <w:rPr>
+          <w:rFonts w:ascii="Arial" w:eastAsia="Arial" w:hAnsi="Arial"/>
+          <w:sz w:val="18"/>
+          <w:highlight w:val="lightGray"/>
+        </w:rPr>
+        <w:t xml:space="preserve"> [8/15/2025]</w:t>
       </w:r>
     </w:p>
     <w:p>
@@ -566,7 +670,6 @@
           <w:rFonts w:ascii="Roboto Mono" w:eastAsia="Roboto Mono" w:hAnsi="Roboto Mono" w:cs="Roboto Mono"/>
           <w:b/>
         </w:rPr>
-        <w:lastRenderedPageBreak/>
         <w:t>Rule:</w:t>
       </w:r>
       <w:r>
@@ -582,7 +685,7 @@
           <w:ilvl w:val="0"/>
           <w:numId w:val="1"/>
         </w:numPr>
-        <w:spacing w:before="240"/>
+        <w:spacing w:before="240" w:after="0" w:line="276" w:lineRule="auto"/>
       </w:pPr>
       <w:r>
         <w:rPr>
@@ -610,7 +713,7 @@
           <w:ilvl w:val="0"/>
           <w:numId w:val="1"/>
         </w:numPr>
-        <w:spacing w:after="240"/>
+        <w:spacing w:after="240" w:line="276" w:lineRule="auto"/>
       </w:pPr>
       <w:r>
         <w:rPr>
@@ -634,7 +737,7 @@
     </w:p>
     <w:p>
       <w:r>
-        <w:pict w14:anchorId="74C31CC4">
+        <w:pict w14:anchorId="004F7DCF">
           <v:rect id="_x0000_i1028" style="width:0;height:1.5pt" o:hralign="center" o:hrstd="t" o:hr="t" fillcolor="#a0a0a0" stroked="f"/>
         </w:pict>
       </w:r>
@@ -674,51 +777,77 @@
       </w:pPr>
       <w:r>
         <w:rPr>
-          <w:b/>
-          <w:shd w:val="clear" w:color="auto" w:fill="B7B7B7"/>
-        </w:rPr>
-        <w:t># Source</w:t>
-      </w:r>
-      <w:r>
-        <w:rPr>
-          <w:shd w:val="clear" w:color="auto" w:fill="B7B7B7"/>
-        </w:rPr>
-        <w:t xml:space="preserve">: </w:t>
-      </w:r>
-      <w:r>
-        <w:rPr>
-          <w:b/>
-          <w:shd w:val="clear" w:color="auto" w:fill="B7B7B7"/>
-        </w:rPr>
-        <w:t xml:space="preserve">Chatgpt </w:t>
-      </w:r>
-      <w:r>
-        <w:rPr>
-          <w:b/>
-          <w:sz w:val="14"/>
-          <w:szCs w:val="14"/>
-          <w:shd w:val="clear" w:color="auto" w:fill="B7B7B7"/>
-        </w:rPr>
-        <w:t>(GPT</w:t>
-      </w:r>
-      <w:r>
-        <w:rPr>
-          <w:rFonts w:ascii="Cambria Math" w:hAnsi="Cambria Math" w:cs="Cambria Math"/>
-          <w:b/>
-          <w:sz w:val="14"/>
-          <w:szCs w:val="14"/>
-          <w:shd w:val="clear" w:color="auto" w:fill="B7B7B7"/>
+          <w:rFonts w:ascii="Arial" w:eastAsia="Arial" w:hAnsi="Arial" w:cs="Arial"/>
+          <w:b/>
+          <w:color w:val="000000"/>
+          <w:sz w:val="18"/>
+          <w:highlight w:val="lightGray"/>
+        </w:rPr>
+        <w:t># Source: AI Source: Provided by: [Data Path</w:t>
+      </w:r>
+      <w:r>
+        <w:rPr>
+          <w:rFonts w:ascii="Arial" w:eastAsia="Arial" w:hAnsi="Arial" w:cs="Arial"/>
+          <w:color w:val="000000"/>
+          <w:sz w:val="18"/>
+          <w:highlight w:val="lightGray"/>
+        </w:rPr>
+        <w:t xml:space="preserve">: Persons Table -&gt; ID Column: 1, Name_En Column: Motasem Essam] -&gt; </w:t>
+      </w:r>
+      <w:r>
+        <w:rPr>
+          <w:rFonts w:ascii="Arial" w:eastAsia="Arial" w:hAnsi="Arial" w:cs="Arial"/>
+          <w:b/>
+          <w:color w:val="000000"/>
+          <w:sz w:val="18"/>
+          <w:highlight w:val="lightGray"/>
+        </w:rPr>
+        <w:t>From:</w:t>
+      </w:r>
+      <w:r>
+        <w:rPr>
+          <w:rFonts w:ascii="Arial" w:eastAsia="Arial" w:hAnsi="Arial" w:cs="Arial"/>
+          <w:color w:val="000000"/>
+          <w:sz w:val="18"/>
+          <w:highlight w:val="lightGray"/>
+        </w:rPr>
+        <w:t xml:space="preserve"> [Chatgpt (GPT</w:t>
+      </w:r>
+      <w:r>
+        <w:rPr>
+          <w:rFonts w:ascii="Arial" w:eastAsia="Arial" w:hAnsi="Arial" w:cs="Cambria Math"/>
+          <w:color w:val="000000"/>
+          <w:sz w:val="18"/>
+          <w:highlight w:val="lightGray"/>
         </w:rPr>
         <w:t>‑</w:t>
       </w:r>
       <w:r>
         <w:rPr>
-          <w:b/>
-          <w:sz w:val="14"/>
-          <w:szCs w:val="14"/>
-          <w:shd w:val="clear" w:color="auto" w:fill="B7B7B7"/>
-        </w:rPr>
-        <w:t>5 Mini) at [8/23/2025]</w:t>
+          <w:rFonts w:ascii="Arial" w:eastAsia="Arial" w:hAnsi="Arial" w:cs="Arial"/>
+          <w:color w:val="000000"/>
+          <w:sz w:val="18"/>
+          <w:highlight w:val="lightGray"/>
+        </w:rPr>
+        <w:t xml:space="preserve">5 Mini)] </w:t>
+      </w:r>
+      <w:r>
+        <w:rPr>
+          <w:rFonts w:ascii="Arial" w:eastAsia="Arial" w:hAnsi="Arial" w:cs="Arial"/>
+          <w:b/>
+          <w:color w:val="000000"/>
+          <w:sz w:val="18"/>
+          <w:highlight w:val="lightGray"/>
+        </w:rPr>
+        <w:t>on</w:t>
+      </w:r>
+      <w:r>
+        <w:rPr>
+          <w:rFonts w:ascii="Arial" w:eastAsia="Arial" w:hAnsi="Arial"/>
+          <w:sz w:val="18"/>
+          <w:highlight w:val="lightGray"/>
+        </w:rPr>
+        <w:t xml:space="preserve"> [8/23/2025]</w:t>
       </w:r>
     </w:p>
     <w:p>
@@ -727,7 +856,7 @@
           <w:ilvl w:val="0"/>
           <w:numId w:val="2"/>
         </w:numPr>
-        <w:spacing w:before="240"/>
+        <w:spacing w:before="240" w:after="0" w:line="276" w:lineRule="auto"/>
         <w:rPr>
           <w:rFonts w:ascii="Roboto Mono" w:eastAsia="Roboto Mono" w:hAnsi="Roboto Mono" w:cs="Roboto Mono"/>
           <w:i/>
@@ -756,6 +885,7 @@
           <w:ilvl w:val="1"/>
           <w:numId w:val="2"/>
         </w:numPr>
+        <w:spacing w:after="0" w:line="276" w:lineRule="auto"/>
         <w:rPr>
           <w:rFonts w:ascii="Roboto Mono" w:eastAsia="Roboto Mono" w:hAnsi="Roboto Mono" w:cs="Roboto Mono"/>
           <w:i/>
@@ -782,6 +912,7 @@
           <w:ilvl w:val="1"/>
           <w:numId w:val="2"/>
         </w:numPr>
+        <w:spacing w:after="0" w:line="276" w:lineRule="auto"/>
         <w:rPr>
           <w:rFonts w:ascii="Roboto Mono" w:eastAsia="Roboto Mono" w:hAnsi="Roboto Mono" w:cs="Roboto Mono"/>
           <w:i/>
@@ -823,6 +954,7 @@
           <w:ilvl w:val="0"/>
           <w:numId w:val="2"/>
         </w:numPr>
+        <w:spacing w:after="0" w:line="276" w:lineRule="auto"/>
         <w:rPr>
           <w:rFonts w:ascii="Roboto Mono" w:eastAsia="Roboto Mono" w:hAnsi="Roboto Mono" w:cs="Roboto Mono"/>
           <w:i/>
@@ -851,6 +983,7 @@
           <w:ilvl w:val="1"/>
           <w:numId w:val="2"/>
         </w:numPr>
+        <w:spacing w:after="0" w:line="276" w:lineRule="auto"/>
         <w:rPr>
           <w:rFonts w:ascii="Roboto Mono" w:eastAsia="Roboto Mono" w:hAnsi="Roboto Mono" w:cs="Roboto Mono"/>
           <w:i/>
@@ -885,6 +1018,7 @@
           <w:ilvl w:val="1"/>
           <w:numId w:val="2"/>
         </w:numPr>
+        <w:spacing w:after="0" w:line="276" w:lineRule="auto"/>
         <w:rPr>
           <w:rFonts w:ascii="Roboto Mono" w:eastAsia="Roboto Mono" w:hAnsi="Roboto Mono" w:cs="Roboto Mono"/>
           <w:i/>
@@ -919,6 +1053,7 @@
           <w:ilvl w:val="0"/>
           <w:numId w:val="2"/>
         </w:numPr>
+        <w:spacing w:after="0" w:line="276" w:lineRule="auto"/>
         <w:rPr>
           <w:rFonts w:ascii="Roboto Mono" w:eastAsia="Roboto Mono" w:hAnsi="Roboto Mono" w:cs="Roboto Mono"/>
           <w:i/>
@@ -947,6 +1082,7 @@
           <w:ilvl w:val="1"/>
           <w:numId w:val="2"/>
         </w:numPr>
+        <w:spacing w:after="0" w:line="276" w:lineRule="auto"/>
         <w:rPr>
           <w:rFonts w:ascii="Roboto Mono" w:eastAsia="Roboto Mono" w:hAnsi="Roboto Mono" w:cs="Roboto Mono"/>
           <w:i/>
@@ -973,6 +1109,7 @@
           <w:ilvl w:val="0"/>
           <w:numId w:val="2"/>
         </w:numPr>
+        <w:spacing w:after="0" w:line="276" w:lineRule="auto"/>
         <w:rPr>
           <w:rFonts w:ascii="Roboto Mono" w:eastAsia="Roboto Mono" w:hAnsi="Roboto Mono" w:cs="Roboto Mono"/>
           <w:i/>
@@ -1001,6 +1138,7 @@
           <w:ilvl w:val="1"/>
           <w:numId w:val="2"/>
         </w:numPr>
+        <w:spacing w:after="0" w:line="276" w:lineRule="auto"/>
         <w:rPr>
           <w:rFonts w:ascii="Roboto Mono" w:eastAsia="Roboto Mono" w:hAnsi="Roboto Mono" w:cs="Roboto Mono"/>
           <w:i/>
@@ -1027,6 +1165,7 @@
           <w:ilvl w:val="0"/>
           <w:numId w:val="2"/>
         </w:numPr>
+        <w:spacing w:after="0" w:line="276" w:lineRule="auto"/>
         <w:rPr>
           <w:rFonts w:ascii="Roboto Mono" w:eastAsia="Roboto Mono" w:hAnsi="Roboto Mono" w:cs="Roboto Mono"/>
           <w:i/>
@@ -1055,6 +1194,7 @@
           <w:ilvl w:val="1"/>
           <w:numId w:val="2"/>
         </w:numPr>
+        <w:spacing w:after="0" w:line="276" w:lineRule="auto"/>
         <w:rPr>
           <w:rFonts w:ascii="Roboto Mono" w:eastAsia="Roboto Mono" w:hAnsi="Roboto Mono" w:cs="Roboto Mono"/>
           <w:i/>
@@ -1081,6 +1221,7 @@
           <w:ilvl w:val="0"/>
           <w:numId w:val="2"/>
         </w:numPr>
+        <w:spacing w:after="0" w:line="276" w:lineRule="auto"/>
         <w:rPr>
           <w:rFonts w:ascii="Roboto Mono" w:eastAsia="Roboto Mono" w:hAnsi="Roboto Mono" w:cs="Roboto Mono"/>
           <w:i/>
@@ -1092,7 +1233,6 @@
           <w:b/>
           <w:i/>
         </w:rPr>
-        <w:lastRenderedPageBreak/>
         <w:t>Security Testing</w:t>
       </w:r>
       <w:r>
@@ -1110,7 +1250,7 @@
           <w:ilvl w:val="1"/>
           <w:numId w:val="2"/>
         </w:numPr>
-        <w:spacing w:after="240"/>
+        <w:spacing w:after="240" w:line="276" w:lineRule="auto"/>
         <w:rPr>
           <w:rFonts w:ascii="Roboto Mono" w:eastAsia="Roboto Mono" w:hAnsi="Roboto Mono" w:cs="Roboto Mono"/>
           <w:i/>
@@ -1164,51 +1304,77 @@
       </w:pPr>
       <w:r>
         <w:rPr>
-          <w:b/>
-          <w:shd w:val="clear" w:color="auto" w:fill="B7B7B7"/>
-        </w:rPr>
-        <w:t># Source</w:t>
-      </w:r>
-      <w:r>
-        <w:rPr>
-          <w:shd w:val="clear" w:color="auto" w:fill="B7B7B7"/>
-        </w:rPr>
-        <w:t xml:space="preserve">: </w:t>
-      </w:r>
-      <w:r>
-        <w:rPr>
-          <w:b/>
-          <w:shd w:val="clear" w:color="auto" w:fill="B7B7B7"/>
-        </w:rPr>
-        <w:t xml:space="preserve">Chatgpt </w:t>
-      </w:r>
-      <w:r>
-        <w:rPr>
-          <w:b/>
-          <w:sz w:val="14"/>
-          <w:szCs w:val="14"/>
-          <w:shd w:val="clear" w:color="auto" w:fill="B7B7B7"/>
-        </w:rPr>
-        <w:t>(GPT</w:t>
-      </w:r>
-      <w:r>
-        <w:rPr>
-          <w:rFonts w:ascii="Cambria Math" w:hAnsi="Cambria Math" w:cs="Cambria Math"/>
-          <w:b/>
-          <w:sz w:val="14"/>
-          <w:szCs w:val="14"/>
-          <w:shd w:val="clear" w:color="auto" w:fill="B7B7B7"/>
+          <w:rFonts w:ascii="Arial" w:eastAsia="Arial" w:hAnsi="Arial" w:cs="Arial"/>
+          <w:b/>
+          <w:color w:val="000000"/>
+          <w:sz w:val="18"/>
+          <w:highlight w:val="lightGray"/>
+        </w:rPr>
+        <w:t># Source: AI Source: Provided by: [Data Path</w:t>
+      </w:r>
+      <w:r>
+        <w:rPr>
+          <w:rFonts w:ascii="Arial" w:eastAsia="Arial" w:hAnsi="Arial" w:cs="Arial"/>
+          <w:color w:val="000000"/>
+          <w:sz w:val="18"/>
+          <w:highlight w:val="lightGray"/>
+        </w:rPr>
+        <w:t xml:space="preserve">: Persons Table -&gt; ID Column: 1, Name_En Column: Motasem Essam] -&gt; </w:t>
+      </w:r>
+      <w:r>
+        <w:rPr>
+          <w:rFonts w:ascii="Arial" w:eastAsia="Arial" w:hAnsi="Arial" w:cs="Arial"/>
+          <w:b/>
+          <w:color w:val="000000"/>
+          <w:sz w:val="18"/>
+          <w:highlight w:val="lightGray"/>
+        </w:rPr>
+        <w:t>From:</w:t>
+      </w:r>
+      <w:r>
+        <w:rPr>
+          <w:rFonts w:ascii="Arial" w:eastAsia="Arial" w:hAnsi="Arial" w:cs="Arial"/>
+          <w:color w:val="000000"/>
+          <w:sz w:val="18"/>
+          <w:highlight w:val="lightGray"/>
+        </w:rPr>
+        <w:t xml:space="preserve"> [Chatgpt (GPT</w:t>
+      </w:r>
+      <w:r>
+        <w:rPr>
+          <w:rFonts w:ascii="Arial" w:eastAsia="Arial" w:hAnsi="Arial" w:cs="Cambria Math"/>
+          <w:color w:val="000000"/>
+          <w:sz w:val="18"/>
+          <w:highlight w:val="lightGray"/>
         </w:rPr>
         <w:t>‑</w:t>
       </w:r>
       <w:r>
         <w:rPr>
-          <w:b/>
-          <w:sz w:val="14"/>
-          <w:szCs w:val="14"/>
-          <w:shd w:val="clear" w:color="auto" w:fill="B7B7B7"/>
-        </w:rPr>
-        <w:t>5 Mini) at [8/15/2025]</w:t>
+          <w:rFonts w:ascii="Arial" w:eastAsia="Arial" w:hAnsi="Arial" w:cs="Arial"/>
+          <w:color w:val="000000"/>
+          <w:sz w:val="18"/>
+          <w:highlight w:val="lightGray"/>
+        </w:rPr>
+        <w:t xml:space="preserve">5 Mini)] </w:t>
+      </w:r>
+      <w:r>
+        <w:rPr>
+          <w:rFonts w:ascii="Arial" w:eastAsia="Arial" w:hAnsi="Arial" w:cs="Arial"/>
+          <w:b/>
+          <w:color w:val="000000"/>
+          <w:sz w:val="18"/>
+          <w:highlight w:val="lightGray"/>
+        </w:rPr>
+        <w:t>on</w:t>
+      </w:r>
+      <w:r>
+        <w:rPr>
+          <w:rFonts w:ascii="Arial" w:eastAsia="Arial" w:hAnsi="Arial"/>
+          <w:sz w:val="18"/>
+          <w:highlight w:val="lightGray"/>
+        </w:rPr>
+        <w:t xml:space="preserve"> [8/15/2025]</w:t>
       </w:r>
     </w:p>
     <w:p>
@@ -1279,7 +1445,7 @@
     </w:p>
     <w:p>
       <w:r>
-        <w:pict w14:anchorId="7C3388C8">
+        <w:pict w14:anchorId="049A11B8">
           <v:rect id="_x0000_i1029" style="width:0;height:1.5pt" o:hralign="center" o:hrstd="t" o:hr="t" fillcolor="#a0a0a0" stroked="f"/>
         </w:pict>
       </w:r>
@@ -1315,51 +1481,77 @@
       </w:pPr>
       <w:r>
         <w:rPr>
-          <w:b/>
-          <w:shd w:val="clear" w:color="auto" w:fill="B7B7B7"/>
-        </w:rPr>
-        <w:t># Source</w:t>
-      </w:r>
-      <w:r>
-        <w:rPr>
-          <w:shd w:val="clear" w:color="auto" w:fill="B7B7B7"/>
-        </w:rPr>
-        <w:t xml:space="preserve">: </w:t>
-      </w:r>
-      <w:r>
-        <w:rPr>
-          <w:b/>
-          <w:shd w:val="clear" w:color="auto" w:fill="B7B7B7"/>
-        </w:rPr>
-        <w:t xml:space="preserve">Chatgpt </w:t>
-      </w:r>
-      <w:r>
-        <w:rPr>
-          <w:b/>
-          <w:sz w:val="14"/>
-          <w:szCs w:val="14"/>
-          <w:shd w:val="clear" w:color="auto" w:fill="B7B7B7"/>
-        </w:rPr>
-        <w:t>(GPT</w:t>
-      </w:r>
-      <w:r>
-        <w:rPr>
-          <w:rFonts w:ascii="Cambria Math" w:hAnsi="Cambria Math" w:cs="Cambria Math"/>
-          <w:b/>
-          <w:sz w:val="14"/>
-          <w:szCs w:val="14"/>
-          <w:shd w:val="clear" w:color="auto" w:fill="B7B7B7"/>
+          <w:rFonts w:ascii="Arial" w:eastAsia="Arial" w:hAnsi="Arial" w:cs="Arial"/>
+          <w:b/>
+          <w:color w:val="000000"/>
+          <w:sz w:val="18"/>
+          <w:highlight w:val="lightGray"/>
+        </w:rPr>
+        <w:t># Source: AI Source: Provided by: [Data Path</w:t>
+      </w:r>
+      <w:r>
+        <w:rPr>
+          <w:rFonts w:ascii="Arial" w:eastAsia="Arial" w:hAnsi="Arial" w:cs="Arial"/>
+          <w:color w:val="000000"/>
+          <w:sz w:val="18"/>
+          <w:highlight w:val="lightGray"/>
+        </w:rPr>
+        <w:t xml:space="preserve">: Persons Table -&gt; ID Column: 1, Name_En Column: Motasem Essam] -&gt; </w:t>
+      </w:r>
+      <w:r>
+        <w:rPr>
+          <w:rFonts w:ascii="Arial" w:eastAsia="Arial" w:hAnsi="Arial" w:cs="Arial"/>
+          <w:b/>
+          <w:color w:val="000000"/>
+          <w:sz w:val="18"/>
+          <w:highlight w:val="lightGray"/>
+        </w:rPr>
+        <w:t>From:</w:t>
+      </w:r>
+      <w:r>
+        <w:rPr>
+          <w:rFonts w:ascii="Arial" w:eastAsia="Arial" w:hAnsi="Arial" w:cs="Arial"/>
+          <w:color w:val="000000"/>
+          <w:sz w:val="18"/>
+          <w:highlight w:val="lightGray"/>
+        </w:rPr>
+        <w:t xml:space="preserve"> [Chatgpt (GPT</w:t>
+      </w:r>
+      <w:r>
+        <w:rPr>
+          <w:rFonts w:ascii="Arial" w:eastAsia="Arial" w:hAnsi="Arial" w:cs="Cambria Math"/>
+          <w:color w:val="000000"/>
+          <w:sz w:val="18"/>
+          <w:highlight w:val="lightGray"/>
         </w:rPr>
         <w:t>‑</w:t>
       </w:r>
       <w:r>
         <w:rPr>
-          <w:b/>
-          <w:sz w:val="14"/>
-          <w:szCs w:val="14"/>
-          <w:shd w:val="clear" w:color="auto" w:fill="B7B7B7"/>
-        </w:rPr>
-        <w:t>5 Mini) at [8/15/2025]</w:t>
+          <w:rFonts w:ascii="Arial" w:eastAsia="Arial" w:hAnsi="Arial" w:cs="Arial"/>
+          <w:color w:val="000000"/>
+          <w:sz w:val="18"/>
+          <w:highlight w:val="lightGray"/>
+        </w:rPr>
+        <w:t xml:space="preserve">5 Mini)] </w:t>
+      </w:r>
+      <w:r>
+        <w:rPr>
+          <w:rFonts w:ascii="Arial" w:eastAsia="Arial" w:hAnsi="Arial" w:cs="Arial"/>
+          <w:b/>
+          <w:color w:val="000000"/>
+          <w:sz w:val="18"/>
+          <w:highlight w:val="lightGray"/>
+        </w:rPr>
+        <w:t>on</w:t>
+      </w:r>
+      <w:r>
+        <w:rPr>
+          <w:rFonts w:ascii="Arial" w:eastAsia="Arial" w:hAnsi="Arial"/>
+          <w:sz w:val="18"/>
+          <w:highlight w:val="lightGray"/>
+        </w:rPr>
+        <w:t xml:space="preserve"> [8/15/2025]</w:t>
       </w:r>
     </w:p>
     <w:p>
@@ -1368,7 +1560,7 @@
           <w:ilvl w:val="0"/>
           <w:numId w:val="7"/>
         </w:numPr>
-        <w:spacing w:before="240"/>
+        <w:spacing w:before="240" w:after="0" w:line="276" w:lineRule="auto"/>
       </w:pPr>
       <w:r>
         <w:rPr>
@@ -1415,7 +1607,7 @@
           <w:ilvl w:val="0"/>
           <w:numId w:val="7"/>
         </w:numPr>
-        <w:spacing w:after="240"/>
+        <w:spacing w:after="240" w:line="276" w:lineRule="auto"/>
       </w:pPr>
       <w:r>
         <w:rPr>
@@ -1429,7 +1621,7 @@
     </w:p>
     <w:p>
       <w:r>
-        <w:pict w14:anchorId="60134AFA">
+        <w:pict w14:anchorId="25A67712">
           <v:rect id="_x0000_i1030" style="width:0;height:1.5pt" o:hralign="center" o:hrstd="t" o:hr="t" fillcolor="#a0a0a0" stroked="f"/>
         </w:pict>
       </w:r>
@@ -1465,51 +1657,77 @@
       </w:pPr>
       <w:r>
         <w:rPr>
-          <w:b/>
-          <w:shd w:val="clear" w:color="auto" w:fill="B7B7B7"/>
-        </w:rPr>
-        <w:t># Source</w:t>
-      </w:r>
-      <w:r>
-        <w:rPr>
-          <w:shd w:val="clear" w:color="auto" w:fill="B7B7B7"/>
-        </w:rPr>
-        <w:t xml:space="preserve">: </w:t>
-      </w:r>
-      <w:r>
-        <w:rPr>
-          <w:b/>
-          <w:shd w:val="clear" w:color="auto" w:fill="B7B7B7"/>
-        </w:rPr>
-        <w:t xml:space="preserve">Chatgpt </w:t>
-      </w:r>
-      <w:r>
-        <w:rPr>
-          <w:b/>
-          <w:sz w:val="14"/>
-          <w:szCs w:val="14"/>
-          <w:shd w:val="clear" w:color="auto" w:fill="B7B7B7"/>
-        </w:rPr>
-        <w:t>(GPT</w:t>
-      </w:r>
-      <w:r>
-        <w:rPr>
-          <w:rFonts w:ascii="Cambria Math" w:hAnsi="Cambria Math" w:cs="Cambria Math"/>
-          <w:b/>
-          <w:sz w:val="14"/>
-          <w:szCs w:val="14"/>
-          <w:shd w:val="clear" w:color="auto" w:fill="B7B7B7"/>
+          <w:rFonts w:ascii="Arial" w:eastAsia="Arial" w:hAnsi="Arial" w:cs="Arial"/>
+          <w:b/>
+          <w:color w:val="000000"/>
+          <w:sz w:val="18"/>
+          <w:highlight w:val="lightGray"/>
+        </w:rPr>
+        <w:t># Source: AI Source: Provided by: [Data Path</w:t>
+      </w:r>
+      <w:r>
+        <w:rPr>
+          <w:rFonts w:ascii="Arial" w:eastAsia="Arial" w:hAnsi="Arial" w:cs="Arial"/>
+          <w:color w:val="000000"/>
+          <w:sz w:val="18"/>
+          <w:highlight w:val="lightGray"/>
+        </w:rPr>
+        <w:t xml:space="preserve">: Persons Table -&gt; ID Column: 1, Name_En Column: Motasem Essam] -&gt; </w:t>
+      </w:r>
+      <w:r>
+        <w:rPr>
+          <w:rFonts w:ascii="Arial" w:eastAsia="Arial" w:hAnsi="Arial" w:cs="Arial"/>
+          <w:b/>
+          <w:color w:val="000000"/>
+          <w:sz w:val="18"/>
+          <w:highlight w:val="lightGray"/>
+        </w:rPr>
+        <w:t>From:</w:t>
+      </w:r>
+      <w:r>
+        <w:rPr>
+          <w:rFonts w:ascii="Arial" w:eastAsia="Arial" w:hAnsi="Arial" w:cs="Arial"/>
+          <w:color w:val="000000"/>
+          <w:sz w:val="18"/>
+          <w:highlight w:val="lightGray"/>
+        </w:rPr>
+        <w:t xml:space="preserve"> [Chatgpt (GPT</w:t>
+      </w:r>
+      <w:r>
+        <w:rPr>
+          <w:rFonts w:ascii="Arial" w:eastAsia="Arial" w:hAnsi="Arial" w:cs="Cambria Math"/>
+          <w:color w:val="000000"/>
+          <w:sz w:val="18"/>
+          <w:highlight w:val="lightGray"/>
         </w:rPr>
         <w:t>‑</w:t>
       </w:r>
       <w:r>
         <w:rPr>
-          <w:b/>
-          <w:sz w:val="14"/>
-          <w:szCs w:val="14"/>
-          <w:shd w:val="clear" w:color="auto" w:fill="B7B7B7"/>
-        </w:rPr>
-        <w:t>5 Mini) at [8/15/2025]</w:t>
+          <w:rFonts w:ascii="Arial" w:eastAsia="Arial" w:hAnsi="Arial" w:cs="Arial"/>
+          <w:color w:val="000000"/>
+          <w:sz w:val="18"/>
+          <w:highlight w:val="lightGray"/>
+        </w:rPr>
+        <w:t xml:space="preserve">5 Mini)] </w:t>
+      </w:r>
+      <w:r>
+        <w:rPr>
+          <w:rFonts w:ascii="Arial" w:eastAsia="Arial" w:hAnsi="Arial" w:cs="Arial"/>
+          <w:b/>
+          <w:color w:val="000000"/>
+          <w:sz w:val="18"/>
+          <w:highlight w:val="lightGray"/>
+        </w:rPr>
+        <w:t>on</w:t>
+      </w:r>
+      <w:r>
+        <w:rPr>
+          <w:rFonts w:ascii="Arial" w:eastAsia="Arial" w:hAnsi="Arial"/>
+          <w:sz w:val="18"/>
+          <w:highlight w:val="lightGray"/>
+        </w:rPr>
+        <w:t xml:space="preserve"> [8/15/2025]</w:t>
       </w:r>
     </w:p>
     <w:p>
@@ -1539,7 +1757,7 @@
           <w:ilvl w:val="0"/>
           <w:numId w:val="4"/>
         </w:numPr>
-        <w:spacing w:before="240"/>
+        <w:spacing w:before="240" w:after="0" w:line="276" w:lineRule="auto"/>
       </w:pPr>
       <w:r>
         <w:rPr>
@@ -1567,6 +1785,7 @@
           <w:ilvl w:val="0"/>
           <w:numId w:val="4"/>
         </w:numPr>
+        <w:spacing w:after="0" w:line="276" w:lineRule="auto"/>
         <w:rPr>
           <w:rFonts w:ascii="Roboto Mono" w:eastAsia="Roboto Mono" w:hAnsi="Roboto Mono" w:cs="Roboto Mono"/>
         </w:rPr>
@@ -1592,13 +1811,13 @@
           <w:ilvl w:val="1"/>
           <w:numId w:val="4"/>
         </w:numPr>
-      </w:pPr>
-      <w:r>
-        <w:rPr>
-          <w:rFonts w:ascii="Roboto Mono" w:eastAsia="Roboto Mono" w:hAnsi="Roboto Mono" w:cs="Roboto Mono"/>
-          <w:b/>
-        </w:rPr>
-        <w:lastRenderedPageBreak/>
+        <w:spacing w:after="0" w:line="276" w:lineRule="auto"/>
+      </w:pPr>
+      <w:r>
+        <w:rPr>
+          <w:rFonts w:ascii="Roboto Mono" w:eastAsia="Roboto Mono" w:hAnsi="Roboto Mono" w:cs="Roboto Mono"/>
+          <w:b/>
+        </w:rPr>
         <w:t>Below</w:t>
       </w:r>
       <w:r>
@@ -1620,7 +1839,7 @@
           <w:ilvl w:val="1"/>
           <w:numId w:val="4"/>
         </w:numPr>
-        <w:spacing w:after="240"/>
+        <w:spacing w:after="240" w:line="276" w:lineRule="auto"/>
       </w:pPr>
       <w:r>
         <w:rPr>
@@ -1644,7 +1863,7 @@
     </w:p>
     <w:p>
       <w:r>
-        <w:pict w14:anchorId="5F304F6E">
+        <w:pict w14:anchorId="7E32AA5D">
           <v:rect id="_x0000_i1031" style="width:0;height:1.5pt" o:hralign="center" o:hrstd="t" o:hr="t" fillcolor="#a0a0a0" stroked="f"/>
         </w:pict>
       </w:r>
@@ -1680,51 +1899,77 @@
       </w:pPr>
       <w:r>
         <w:rPr>
-          <w:b/>
-          <w:shd w:val="clear" w:color="auto" w:fill="B7B7B7"/>
-        </w:rPr>
-        <w:t># Source</w:t>
-      </w:r>
-      <w:r>
-        <w:rPr>
-          <w:shd w:val="clear" w:color="auto" w:fill="B7B7B7"/>
-        </w:rPr>
-        <w:t xml:space="preserve">: </w:t>
-      </w:r>
-      <w:r>
-        <w:rPr>
-          <w:b/>
-          <w:shd w:val="clear" w:color="auto" w:fill="B7B7B7"/>
-        </w:rPr>
-        <w:t xml:space="preserve">Chatgpt </w:t>
-      </w:r>
-      <w:r>
-        <w:rPr>
-          <w:b/>
-          <w:sz w:val="14"/>
-          <w:szCs w:val="14"/>
-          <w:shd w:val="clear" w:color="auto" w:fill="B7B7B7"/>
-        </w:rPr>
-        <w:t>(GPT</w:t>
-      </w:r>
-      <w:r>
-        <w:rPr>
-          <w:rFonts w:ascii="Cambria Math" w:hAnsi="Cambria Math" w:cs="Cambria Math"/>
-          <w:b/>
-          <w:sz w:val="14"/>
-          <w:szCs w:val="14"/>
-          <w:shd w:val="clear" w:color="auto" w:fill="B7B7B7"/>
+          <w:rFonts w:ascii="Arial" w:eastAsia="Arial" w:hAnsi="Arial" w:cs="Arial"/>
+          <w:b/>
+          <w:color w:val="000000"/>
+          <w:sz w:val="18"/>
+          <w:highlight w:val="lightGray"/>
+        </w:rPr>
+        <w:t># Source: AI Source: Provided by: [Data Path</w:t>
+      </w:r>
+      <w:r>
+        <w:rPr>
+          <w:rFonts w:ascii="Arial" w:eastAsia="Arial" w:hAnsi="Arial" w:cs="Arial"/>
+          <w:color w:val="000000"/>
+          <w:sz w:val="18"/>
+          <w:highlight w:val="lightGray"/>
+        </w:rPr>
+        <w:t xml:space="preserve">: Persons Table -&gt; ID Column: 1, Name_En Column: Motasem Essam] -&gt; </w:t>
+      </w:r>
+      <w:r>
+        <w:rPr>
+          <w:rFonts w:ascii="Arial" w:eastAsia="Arial" w:hAnsi="Arial" w:cs="Arial"/>
+          <w:b/>
+          <w:color w:val="000000"/>
+          <w:sz w:val="18"/>
+          <w:highlight w:val="lightGray"/>
+        </w:rPr>
+        <w:t>From:</w:t>
+      </w:r>
+      <w:r>
+        <w:rPr>
+          <w:rFonts w:ascii="Arial" w:eastAsia="Arial" w:hAnsi="Arial" w:cs="Arial"/>
+          <w:color w:val="000000"/>
+          <w:sz w:val="18"/>
+          <w:highlight w:val="lightGray"/>
+        </w:rPr>
+        <w:t xml:space="preserve"> [Chatgpt (GPT</w:t>
+      </w:r>
+      <w:r>
+        <w:rPr>
+          <w:rFonts w:ascii="Arial" w:eastAsia="Arial" w:hAnsi="Arial" w:cs="Cambria Math"/>
+          <w:color w:val="000000"/>
+          <w:sz w:val="18"/>
+          <w:highlight w:val="lightGray"/>
         </w:rPr>
         <w:t>‑</w:t>
       </w:r>
       <w:r>
         <w:rPr>
-          <w:b/>
-          <w:sz w:val="14"/>
-          <w:szCs w:val="14"/>
-          <w:shd w:val="clear" w:color="auto" w:fill="B7B7B7"/>
-        </w:rPr>
-        <w:t>5 Mini) at [8/15/2025]</w:t>
+          <w:rFonts w:ascii="Arial" w:eastAsia="Arial" w:hAnsi="Arial" w:cs="Arial"/>
+          <w:color w:val="000000"/>
+          <w:sz w:val="18"/>
+          <w:highlight w:val="lightGray"/>
+        </w:rPr>
+        <w:t xml:space="preserve">5 Mini)] </w:t>
+      </w:r>
+      <w:r>
+        <w:rPr>
+          <w:rFonts w:ascii="Arial" w:eastAsia="Arial" w:hAnsi="Arial" w:cs="Arial"/>
+          <w:b/>
+          <w:color w:val="000000"/>
+          <w:sz w:val="18"/>
+          <w:highlight w:val="lightGray"/>
+        </w:rPr>
+        <w:t>on</w:t>
+      </w:r>
+      <w:r>
+        <w:rPr>
+          <w:rFonts w:ascii="Arial" w:eastAsia="Arial" w:hAnsi="Arial"/>
+          <w:sz w:val="18"/>
+          <w:highlight w:val="lightGray"/>
+        </w:rPr>
+        <w:t xml:space="preserve"> [8/15/2025]</w:t>
       </w:r>
     </w:p>
     <w:p>
@@ -1767,7 +2012,7 @@
           <w:ilvl w:val="0"/>
           <w:numId w:val="8"/>
         </w:numPr>
-        <w:spacing w:before="240"/>
+        <w:spacing w:before="240" w:after="0" w:line="276" w:lineRule="auto"/>
       </w:pPr>
       <w:r>
         <w:rPr>
@@ -1795,6 +2040,7 @@
           <w:ilvl w:val="0"/>
           <w:numId w:val="8"/>
         </w:numPr>
+        <w:spacing w:after="0" w:line="276" w:lineRule="auto"/>
         <w:rPr>
           <w:rFonts w:ascii="Roboto Mono" w:eastAsia="Roboto Mono" w:hAnsi="Roboto Mono" w:cs="Roboto Mono"/>
         </w:rPr>
@@ -1820,6 +2066,7 @@
           <w:ilvl w:val="1"/>
           <w:numId w:val="8"/>
         </w:numPr>
+        <w:spacing w:after="0" w:line="276" w:lineRule="auto"/>
       </w:pPr>
       <w:r>
         <w:rPr>
@@ -1847,7 +2094,7 @@
           <w:ilvl w:val="1"/>
           <w:numId w:val="8"/>
         </w:numPr>
-        <w:spacing w:after="240"/>
+        <w:spacing w:after="240" w:line="276" w:lineRule="auto"/>
       </w:pPr>
       <w:r>
         <w:rPr>
@@ -1871,7 +2118,7 @@
     </w:p>
     <w:p>
       <w:r>
-        <w:pict w14:anchorId="5B641D67">
+        <w:pict w14:anchorId="78BEADFA">
           <v:rect id="_x0000_i1032" style="width:0;height:1.5pt" o:hralign="center" o:hrstd="t" o:hr="t" fillcolor="#a0a0a0" stroked="f"/>
         </w:pict>
       </w:r>
@@ -1912,51 +2159,77 @@
       </w:pPr>
       <w:r>
         <w:rPr>
-          <w:b/>
-          <w:shd w:val="clear" w:color="auto" w:fill="B7B7B7"/>
-        </w:rPr>
-        <w:t># Source</w:t>
-      </w:r>
-      <w:r>
-        <w:rPr>
-          <w:shd w:val="clear" w:color="auto" w:fill="B7B7B7"/>
-        </w:rPr>
-        <w:t xml:space="preserve">: </w:t>
-      </w:r>
-      <w:r>
-        <w:rPr>
-          <w:b/>
-          <w:shd w:val="clear" w:color="auto" w:fill="B7B7B7"/>
-        </w:rPr>
-        <w:t xml:space="preserve">Chatgpt </w:t>
-      </w:r>
-      <w:r>
-        <w:rPr>
-          <w:b/>
-          <w:sz w:val="14"/>
-          <w:szCs w:val="14"/>
-          <w:shd w:val="clear" w:color="auto" w:fill="B7B7B7"/>
-        </w:rPr>
-        <w:t>(GPT</w:t>
-      </w:r>
-      <w:r>
-        <w:rPr>
-          <w:rFonts w:ascii="Cambria Math" w:hAnsi="Cambria Math" w:cs="Cambria Math"/>
-          <w:b/>
-          <w:sz w:val="14"/>
-          <w:szCs w:val="14"/>
-          <w:shd w:val="clear" w:color="auto" w:fill="B7B7B7"/>
+          <w:rFonts w:ascii="Arial" w:eastAsia="Arial" w:hAnsi="Arial" w:cs="Arial"/>
+          <w:b/>
+          <w:color w:val="000000"/>
+          <w:sz w:val="18"/>
+          <w:highlight w:val="lightGray"/>
+        </w:rPr>
+        <w:t># Source: AI Source: Provided by: [Data Path</w:t>
+      </w:r>
+      <w:r>
+        <w:rPr>
+          <w:rFonts w:ascii="Arial" w:eastAsia="Arial" w:hAnsi="Arial" w:cs="Arial"/>
+          <w:color w:val="000000"/>
+          <w:sz w:val="18"/>
+          <w:highlight w:val="lightGray"/>
+        </w:rPr>
+        <w:t xml:space="preserve">: Persons Table -&gt; ID Column: 1, Name_En Column: Motasem Essam] -&gt; </w:t>
+      </w:r>
+      <w:r>
+        <w:rPr>
+          <w:rFonts w:ascii="Arial" w:eastAsia="Arial" w:hAnsi="Arial" w:cs="Arial"/>
+          <w:b/>
+          <w:color w:val="000000"/>
+          <w:sz w:val="18"/>
+          <w:highlight w:val="lightGray"/>
+        </w:rPr>
+        <w:t>From:</w:t>
+      </w:r>
+      <w:r>
+        <w:rPr>
+          <w:rFonts w:ascii="Arial" w:eastAsia="Arial" w:hAnsi="Arial" w:cs="Arial"/>
+          <w:color w:val="000000"/>
+          <w:sz w:val="18"/>
+          <w:highlight w:val="lightGray"/>
+        </w:rPr>
+        <w:t xml:space="preserve"> [Chatgpt (GPT</w:t>
+      </w:r>
+      <w:r>
+        <w:rPr>
+          <w:rFonts w:ascii="Arial" w:eastAsia="Arial" w:hAnsi="Arial" w:cs="Cambria Math"/>
+          <w:color w:val="000000"/>
+          <w:sz w:val="18"/>
+          <w:highlight w:val="lightGray"/>
         </w:rPr>
         <w:t>‑</w:t>
       </w:r>
       <w:r>
         <w:rPr>
-          <w:b/>
-          <w:sz w:val="14"/>
-          <w:szCs w:val="14"/>
-          <w:shd w:val="clear" w:color="auto" w:fill="B7B7B7"/>
-        </w:rPr>
-        <w:t>5 Mini) at [8/23/2025]</w:t>
+          <w:rFonts w:ascii="Arial" w:eastAsia="Arial" w:hAnsi="Arial" w:cs="Arial"/>
+          <w:color w:val="000000"/>
+          <w:sz w:val="18"/>
+          <w:highlight w:val="lightGray"/>
+        </w:rPr>
+        <w:t xml:space="preserve">5 Mini)] </w:t>
+      </w:r>
+      <w:r>
+        <w:rPr>
+          <w:rFonts w:ascii="Arial" w:eastAsia="Arial" w:hAnsi="Arial" w:cs="Arial"/>
+          <w:b/>
+          <w:color w:val="000000"/>
+          <w:sz w:val="18"/>
+          <w:highlight w:val="lightGray"/>
+        </w:rPr>
+        <w:t>on</w:t>
+      </w:r>
+      <w:r>
+        <w:rPr>
+          <w:rFonts w:ascii="Arial" w:eastAsia="Arial" w:hAnsi="Arial"/>
+          <w:sz w:val="18"/>
+          <w:highlight w:val="lightGray"/>
+        </w:rPr>
+        <w:t xml:space="preserve"> [8/23/2025]</w:t>
       </w:r>
     </w:p>
     <w:p>
@@ -1965,7 +2238,7 @@
           <w:ilvl w:val="0"/>
           <w:numId w:val="6"/>
         </w:numPr>
-        <w:spacing w:before="240"/>
+        <w:spacing w:before="240" w:after="0" w:line="276" w:lineRule="auto"/>
         <w:rPr>
           <w:rFonts w:ascii="Roboto Mono" w:eastAsia="Roboto Mono" w:hAnsi="Roboto Mono" w:cs="Roboto Mono"/>
         </w:rPr>
@@ -1991,6 +2264,7 @@
           <w:ilvl w:val="1"/>
           <w:numId w:val="6"/>
         </w:numPr>
+        <w:spacing w:after="0" w:line="276" w:lineRule="auto"/>
       </w:pPr>
       <w:r>
         <w:rPr>
@@ -2024,6 +2298,7 @@
           <w:ilvl w:val="1"/>
           <w:numId w:val="6"/>
         </w:numPr>
+        <w:spacing w:after="0" w:line="276" w:lineRule="auto"/>
       </w:pPr>
       <w:r>
         <w:rPr>
@@ -2057,6 +2332,7 @@
           <w:ilvl w:val="0"/>
           <w:numId w:val="6"/>
         </w:numPr>
+        <w:spacing w:after="0" w:line="276" w:lineRule="auto"/>
         <w:rPr>
           <w:rFonts w:ascii="Roboto Mono" w:eastAsia="Roboto Mono" w:hAnsi="Roboto Mono" w:cs="Roboto Mono"/>
         </w:rPr>
@@ -2082,6 +2358,7 @@
           <w:ilvl w:val="1"/>
           <w:numId w:val="6"/>
         </w:numPr>
+        <w:spacing w:after="0" w:line="276" w:lineRule="auto"/>
         <w:rPr>
           <w:rFonts w:ascii="Roboto Mono" w:eastAsia="Roboto Mono" w:hAnsi="Roboto Mono" w:cs="Roboto Mono"/>
         </w:rPr>
@@ -2105,12 +2382,12 @@
           <w:ilvl w:val="1"/>
           <w:numId w:val="6"/>
         </w:numPr>
-      </w:pPr>
-      <w:r>
-        <w:rPr>
-          <w:rFonts w:ascii="Roboto Mono" w:eastAsia="Roboto Mono" w:hAnsi="Roboto Mono" w:cs="Roboto Mono"/>
-        </w:rPr>
-        <w:lastRenderedPageBreak/>
+        <w:spacing w:after="0" w:line="276" w:lineRule="auto"/>
+      </w:pPr>
+      <w:r>
+        <w:rPr>
+          <w:rFonts w:ascii="Roboto Mono" w:eastAsia="Roboto Mono" w:hAnsi="Roboto Mono" w:cs="Roboto Mono"/>
+        </w:rPr>
         <w:t>Example: Entering an invalid email (</w:t>
       </w:r>
       <w:r>
@@ -2139,6 +2416,7 @@
           <w:ilvl w:val="0"/>
           <w:numId w:val="6"/>
         </w:numPr>
+        <w:spacing w:after="0" w:line="276" w:lineRule="auto"/>
         <w:rPr>
           <w:rFonts w:ascii="Roboto Mono" w:eastAsia="Roboto Mono" w:hAnsi="Roboto Mono" w:cs="Roboto Mono"/>
         </w:rPr>
@@ -2164,6 +2442,7 @@
           <w:ilvl w:val="1"/>
           <w:numId w:val="6"/>
         </w:numPr>
+        <w:spacing w:after="0" w:line="276" w:lineRule="auto"/>
       </w:pPr>
       <w:r>
         <w:rPr>
@@ -2197,6 +2476,7 @@
           <w:ilvl w:val="1"/>
           <w:numId w:val="6"/>
         </w:numPr>
+        <w:spacing w:after="0" w:line="276" w:lineRule="auto"/>
         <w:rPr>
           <w:rFonts w:ascii="Roboto Mono" w:eastAsia="Roboto Mono" w:hAnsi="Roboto Mono" w:cs="Roboto Mono"/>
         </w:rPr>
@@ -2220,6 +2500,7 @@
           <w:ilvl w:val="0"/>
           <w:numId w:val="6"/>
         </w:numPr>
+        <w:spacing w:after="0" w:line="276" w:lineRule="auto"/>
         <w:rPr>
           <w:rFonts w:ascii="Roboto Mono" w:eastAsia="Roboto Mono" w:hAnsi="Roboto Mono" w:cs="Roboto Mono"/>
         </w:rPr>
@@ -2245,6 +2526,7 @@
           <w:ilvl w:val="1"/>
           <w:numId w:val="6"/>
         </w:numPr>
+        <w:spacing w:after="0" w:line="276" w:lineRule="auto"/>
       </w:pPr>
       <w:r>
         <w:rPr>
@@ -2278,6 +2560,7 @@
           <w:ilvl w:val="1"/>
           <w:numId w:val="6"/>
         </w:numPr>
+        <w:spacing w:after="0" w:line="276" w:lineRule="auto"/>
       </w:pPr>
       <w:r>
         <w:rPr>
@@ -2337,6 +2620,7 @@
           <w:ilvl w:val="0"/>
           <w:numId w:val="6"/>
         </w:numPr>
+        <w:spacing w:after="0" w:line="276" w:lineRule="auto"/>
         <w:rPr>
           <w:rFonts w:ascii="Roboto Mono" w:eastAsia="Roboto Mono" w:hAnsi="Roboto Mono" w:cs="Roboto Mono"/>
         </w:rPr>
@@ -2362,6 +2646,7 @@
           <w:ilvl w:val="1"/>
           <w:numId w:val="6"/>
         </w:numPr>
+        <w:spacing w:after="0" w:line="276" w:lineRule="auto"/>
       </w:pPr>
       <w:r>
         <w:rPr>
@@ -2395,7 +2680,7 @@
           <w:ilvl w:val="1"/>
           <w:numId w:val="6"/>
         </w:numPr>
-        <w:spacing w:after="240"/>
+        <w:spacing w:after="240" w:line="276" w:lineRule="auto"/>
       </w:pPr>
       <w:r>
         <w:rPr>
@@ -2417,12 +2702,13 @@
         <w:t xml:space="preserve"> to test SQL injection protection.</w:t>
       </w:r>
     </w:p>
+    <w:p/>
     <w:p/>
     <w:sectPr>
       <w:pgSz w:w="12240" w:h="15840"/>
       <w:pgMar w:top="1440" w:right="1440" w:bottom="1440" w:left="1440" w:header="720" w:footer="720" w:gutter="0"/>
-      <w:pgNumType w:start="1"/>
       <w:cols w:space="720"/>
+      <w:docGrid w:linePitch="360"/>
     </w:sectPr>
   </w:body>
 </w:document>
@@ -3761,18 +4047,6 @@
   <w:style w:type="paragraph" w:default="1" w:styleId="Normal">
     <w:name w:val="Normal"/>
     <w:qFormat/>
-    <w:rsid w:val="00CB367A"/>
-    <w:pPr>
-      <w:spacing w:after="0" w:line="276" w:lineRule="auto"/>
-    </w:pPr>
-    <w:rPr>
-      <w:rFonts w:ascii="Arial" w:eastAsia="Arial" w:hAnsi="Arial" w:cs="Arial"/>
-      <w:kern w:val="0"/>
-      <w:sz w:val="22"/>
-      <w:szCs w:val="22"/>
-      <w:lang w:val="en"/>
-      <w14:ligatures w14:val="none"/>
-    </w:rPr>
   </w:style>
   <w:style w:type="paragraph" w:styleId="Heading1">
     <w:name w:val="heading 1"/>
@@ -3781,7 +4055,7 @@
     <w:link w:val="Heading1Char"/>
     <w:uiPriority w:val="9"/>
     <w:qFormat/>
-    <w:rsid w:val="00331CC2"/>
+    <w:rsid w:val="006A565D"/>
     <w:pPr>
       <w:keepNext/>
       <w:keepLines/>
@@ -3803,7 +4077,7 @@
     <w:uiPriority w:val="9"/>
     <w:unhideWhenUsed/>
     <w:qFormat/>
-    <w:rsid w:val="00331CC2"/>
+    <w:rsid w:val="006A565D"/>
     <w:pPr>
       <w:keepNext/>
       <w:keepLines/>
@@ -3825,7 +4099,7 @@
     <w:uiPriority w:val="9"/>
     <w:unhideWhenUsed/>
     <w:qFormat/>
-    <w:rsid w:val="00331CC2"/>
+    <w:rsid w:val="006A565D"/>
     <w:pPr>
       <w:keepNext/>
       <w:keepLines/>
@@ -3848,7 +4122,7 @@
     <w:semiHidden/>
     <w:unhideWhenUsed/>
     <w:qFormat/>
-    <w:rsid w:val="00331CC2"/>
+    <w:rsid w:val="006A565D"/>
     <w:pPr>
       <w:keepNext/>
       <w:keepLines/>
@@ -3871,7 +4145,7 @@
     <w:semiHidden/>
     <w:unhideWhenUsed/>
     <w:qFormat/>
-    <w:rsid w:val="00331CC2"/>
+    <w:rsid w:val="006A565D"/>
     <w:pPr>
       <w:keepNext/>
       <w:keepLines/>
@@ -3892,11 +4166,11 @@
     <w:semiHidden/>
     <w:unhideWhenUsed/>
     <w:qFormat/>
-    <w:rsid w:val="00331CC2"/>
+    <w:rsid w:val="006A565D"/>
     <w:pPr>
       <w:keepNext/>
       <w:keepLines/>
-      <w:spacing w:before="40"/>
+      <w:spacing w:before="40" w:after="0"/>
       <w:outlineLvl w:val="5"/>
     </w:pPr>
     <w:rPr>
@@ -3915,11 +4189,11 @@
     <w:semiHidden/>
     <w:unhideWhenUsed/>
     <w:qFormat/>
-    <w:rsid w:val="00331CC2"/>
+    <w:rsid w:val="006A565D"/>
     <w:pPr>
       <w:keepNext/>
       <w:keepLines/>
-      <w:spacing w:before="40"/>
+      <w:spacing w:before="40" w:after="0"/>
       <w:outlineLvl w:val="6"/>
     </w:pPr>
     <w:rPr>
@@ -3936,10 +4210,11 @@
     <w:semiHidden/>
     <w:unhideWhenUsed/>
     <w:qFormat/>
-    <w:rsid w:val="00331CC2"/>
+    <w:rsid w:val="006A565D"/>
     <w:pPr>
       <w:keepNext/>
       <w:keepLines/>
+      <w:spacing w:after="0"/>
       <w:outlineLvl w:val="7"/>
     </w:pPr>
     <w:rPr>
@@ -3958,10 +4233,11 @@
     <w:semiHidden/>
     <w:unhideWhenUsed/>
     <w:qFormat/>
-    <w:rsid w:val="00331CC2"/>
+    <w:rsid w:val="006A565D"/>
     <w:pPr>
       <w:keepNext/>
       <w:keepLines/>
+      <w:spacing w:after="0"/>
       <w:outlineLvl w:val="8"/>
     </w:pPr>
     <w:rPr>
@@ -4001,7 +4277,7 @@
     <w:basedOn w:val="DefaultParagraphFont"/>
     <w:link w:val="Heading1"/>
     <w:uiPriority w:val="9"/>
-    <w:rsid w:val="00331CC2"/>
+    <w:rsid w:val="006A565D"/>
     <w:rPr>
       <w:rFonts w:asciiTheme="majorHAnsi" w:eastAsiaTheme="majorEastAsia" w:hAnsiTheme="majorHAnsi" w:cstheme="majorBidi"/>
       <w:color w:val="2F5496" w:themeColor="accent1" w:themeShade="BF"/>
@@ -4014,7 +4290,7 @@
     <w:basedOn w:val="DefaultParagraphFont"/>
     <w:link w:val="Heading2"/>
     <w:uiPriority w:val="9"/>
-    <w:rsid w:val="00331CC2"/>
+    <w:rsid w:val="006A565D"/>
     <w:rPr>
       <w:rFonts w:asciiTheme="majorHAnsi" w:eastAsiaTheme="majorEastAsia" w:hAnsiTheme="majorHAnsi" w:cstheme="majorBidi"/>
       <w:color w:val="2F5496" w:themeColor="accent1" w:themeShade="BF"/>
@@ -4027,7 +4303,7 @@
     <w:basedOn w:val="DefaultParagraphFont"/>
     <w:link w:val="Heading3"/>
     <w:uiPriority w:val="9"/>
-    <w:rsid w:val="00331CC2"/>
+    <w:rsid w:val="006A565D"/>
     <w:rPr>
       <w:rFonts w:eastAsiaTheme="majorEastAsia" w:cstheme="majorBidi"/>
       <w:color w:val="2F5496" w:themeColor="accent1" w:themeShade="BF"/>
@@ -4041,7 +4317,7 @@
     <w:link w:val="Heading4"/>
     <w:uiPriority w:val="9"/>
     <w:semiHidden/>
-    <w:rsid w:val="00331CC2"/>
+    <w:rsid w:val="006A565D"/>
     <w:rPr>
       <w:rFonts w:eastAsiaTheme="majorEastAsia" w:cstheme="majorBidi"/>
       <w:i/>
@@ -4055,7 +4331,7 @@
     <w:link w:val="Heading5"/>
     <w:uiPriority w:val="9"/>
     <w:semiHidden/>
-    <w:rsid w:val="00331CC2"/>
+    <w:rsid w:val="006A565D"/>
     <w:rPr>
       <w:rFonts w:eastAsiaTheme="majorEastAsia" w:cstheme="majorBidi"/>
       <w:color w:val="2F5496" w:themeColor="accent1" w:themeShade="BF"/>
@@ -4067,7 +4343,7 @@
     <w:link w:val="Heading6"/>
     <w:uiPriority w:val="9"/>
     <w:semiHidden/>
-    <w:rsid w:val="00331CC2"/>
+    <w:rsid w:val="006A565D"/>
     <w:rPr>
       <w:rFonts w:eastAsiaTheme="majorEastAsia" w:cstheme="majorBidi"/>
       <w:i/>
@@ -4081,7 +4357,7 @@
     <w:link w:val="Heading7"/>
     <w:uiPriority w:val="9"/>
     <w:semiHidden/>
-    <w:rsid w:val="00331CC2"/>
+    <w:rsid w:val="006A565D"/>
     <w:rPr>
       <w:rFonts w:eastAsiaTheme="majorEastAsia" w:cstheme="majorBidi"/>
       <w:color w:val="595959" w:themeColor="text1" w:themeTint="A6"/>
@@ -4093,7 +4369,7 @@
     <w:link w:val="Heading8"/>
     <w:uiPriority w:val="9"/>
     <w:semiHidden/>
-    <w:rsid w:val="00331CC2"/>
+    <w:rsid w:val="006A565D"/>
     <w:rPr>
       <w:rFonts w:eastAsiaTheme="majorEastAsia" w:cstheme="majorBidi"/>
       <w:i/>
@@ -4107,7 +4383,7 @@
     <w:link w:val="Heading9"/>
     <w:uiPriority w:val="9"/>
     <w:semiHidden/>
-    <w:rsid w:val="00331CC2"/>
+    <w:rsid w:val="006A565D"/>
     <w:rPr>
       <w:rFonts w:eastAsiaTheme="majorEastAsia" w:cstheme="majorBidi"/>
       <w:color w:val="272727" w:themeColor="text1" w:themeTint="D8"/>
@@ -4120,7 +4396,7 @@
     <w:link w:val="TitleChar"/>
     <w:uiPriority w:val="10"/>
     <w:qFormat/>
-    <w:rsid w:val="00331CC2"/>
+    <w:rsid w:val="006A565D"/>
     <w:pPr>
       <w:spacing w:after="80" w:line="240" w:lineRule="auto"/>
       <w:contextualSpacing/>
@@ -4138,7 +4414,7 @@
     <w:basedOn w:val="DefaultParagraphFont"/>
     <w:link w:val="Title"/>
     <w:uiPriority w:val="10"/>
-    <w:rsid w:val="00331CC2"/>
+    <w:rsid w:val="006A565D"/>
     <w:rPr>
       <w:rFonts w:asciiTheme="majorHAnsi" w:eastAsiaTheme="majorEastAsia" w:hAnsiTheme="majorHAnsi" w:cstheme="majorBidi"/>
       <w:spacing w:val="-10"/>
@@ -4154,7 +4430,7 @@
     <w:link w:val="SubtitleChar"/>
     <w:uiPriority w:val="11"/>
     <w:qFormat/>
-    <w:rsid w:val="00331CC2"/>
+    <w:rsid w:val="006A565D"/>
     <w:pPr>
       <w:numPr>
         <w:ilvl w:val="1"/>
@@ -4173,7 +4449,7 @@
     <w:basedOn w:val="DefaultParagraphFont"/>
     <w:link w:val="Subtitle"/>
     <w:uiPriority w:val="11"/>
-    <w:rsid w:val="00331CC2"/>
+    <w:rsid w:val="006A565D"/>
     <w:rPr>
       <w:rFonts w:eastAsiaTheme="majorEastAsia" w:cstheme="majorBidi"/>
       <w:color w:val="595959" w:themeColor="text1" w:themeTint="A6"/>
@@ -4189,7 +4465,7 @@
     <w:link w:val="QuoteChar"/>
     <w:uiPriority w:val="29"/>
     <w:qFormat/>
-    <w:rsid w:val="00331CC2"/>
+    <w:rsid w:val="006A565D"/>
     <w:pPr>
       <w:spacing w:before="160"/>
       <w:jc w:val="center"/>
@@ -4205,7 +4481,7 @@
     <w:basedOn w:val="DefaultParagraphFont"/>
     <w:link w:val="Quote"/>
     <w:uiPriority w:val="29"/>
-    <w:rsid w:val="00331CC2"/>
+    <w:rsid w:val="006A565D"/>
     <w:rPr>
       <w:i/>
       <w:iCs/>
@@ -4217,7 +4493,7 @@
     <w:basedOn w:val="Normal"/>
     <w:uiPriority w:val="34"/>
     <w:qFormat/>
-    <w:rsid w:val="00331CC2"/>
+    <w:rsid w:val="006A565D"/>
     <w:pPr>
       <w:ind w:left="720"/>
       <w:contextualSpacing/>
@@ -4228,7 +4504,7 @@
     <w:basedOn w:val="DefaultParagraphFont"/>
     <w:uiPriority w:val="21"/>
     <w:qFormat/>
-    <w:rsid w:val="00331CC2"/>
+    <w:rsid w:val="006A565D"/>
     <w:rPr>
       <w:i/>
       <w:iCs/>
@@ -4242,7 +4518,7 @@
     <w:link w:val="IntenseQuoteChar"/>
     <w:uiPriority w:val="30"/>
     <w:qFormat/>
-    <w:rsid w:val="00331CC2"/>
+    <w:rsid w:val="006A565D"/>
     <w:pPr>
       <w:pBdr>
         <w:top w:val="single" w:sz="4" w:space="10" w:color="2F5496" w:themeColor="accent1" w:themeShade="BF"/>
@@ -4263,7 +4539,7 @@
     <w:basedOn w:val="DefaultParagraphFont"/>
     <w:link w:val="IntenseQuote"/>
     <w:uiPriority w:val="30"/>
-    <w:rsid w:val="00331CC2"/>
+    <w:rsid w:val="006A565D"/>
     <w:rPr>
       <w:i/>
       <w:iCs/>
@@ -4275,7 +4551,7 @@
     <w:basedOn w:val="DefaultParagraphFont"/>
     <w:uiPriority w:val="32"/>
     <w:qFormat/>
-    <w:rsid w:val="00331CC2"/>
+    <w:rsid w:val="006A565D"/>
     <w:rPr>
       <w:b/>
       <w:bCs/>
